--- a/Practice10-11/Отчёт/Отчёт_ПЗ_10-11_Кирчу_Игорь.docx
+++ b/Practice10-11/Отчёт/Отчёт_ПЗ_10-11_Кирчу_Игорь.docx
@@ -280,25 +280,48 @@
     <w:p>
       <w:pPr>
         <w:keepNext/>
-        <w:pBdr>
-          <w:top w:val="dashed" w:color="999999" w:sz="6"/>
-          <w:left w:val="dashed" w:color="999999" w:sz="6"/>
-          <w:bottom w:val="dashed" w:color="999999" w:sz="6"/>
-          <w:right w:val="dashed" w:color="999999" w:sz="6"/>
-        </w:pBdr>
-        <w:spacing w:before="120" w:line="360"/>
+        <w:spacing w:before="120"/>
         <w:jc w:val="center"/>
       </w:pPr>
       <w:r>
-        <w:rPr>
-          <w:rFonts w:ascii="Times New Roman" w:cs="Times New Roman" w:eastAsia="Times New Roman" w:hAnsi="Times New Roman"/>
-          <w:i/>
-          <w:iCs/>
-          <w:sz w:val="24"/>
-          <w:szCs w:val="24"/>
-          <w:highlight w:val="yellow"/>
-        </w:rPr>
-        <w:t xml:space="preserve">[Здесь будет скриншот: остановка программы на точке останова]</w:t>
+        <w:drawing>
+          <wp:inline distT="0" distB="0" distL="0" distR="0">
+            <wp:extent cx="5762625" cy="2257425"/>
+            <wp:effectExtent t="0" r="0" b="0" l="0"/>
+            <wp:docPr id="1" name="" descr="" title=""/>
+            <wp:cNvGraphicFramePr>
+              <a:graphicFrameLocks xmlns:a="http://schemas.openxmlformats.org/drawingml/2006/main" noChangeAspect="1"/>
+            </wp:cNvGraphicFramePr>
+            <a:graphic xmlns:a="http://schemas.openxmlformats.org/drawingml/2006/main">
+              <a:graphicData uri="http://schemas.openxmlformats.org/drawingml/2006/picture">
+                <pic:pic xmlns:pic="http://schemas.openxmlformats.org/drawingml/2006/picture">
+                  <pic:nvPicPr>
+                    <pic:cNvPr id="0" name="" descr=""/>
+                    <pic:cNvPicPr>
+                      <a:picLocks noChangeAspect="1" noChangeArrowheads="1"/>
+                    </pic:cNvPicPr>
+                  </pic:nvPicPr>
+                  <pic:blipFill>
+                    <a:blip r:embed="rId8" cstate="none"/>
+                    <a:srcRect/>
+                    <a:stretch>
+                      <a:fillRect/>
+                    </a:stretch>
+                  </pic:blipFill>
+                  <pic:spPr bwMode="auto">
+                    <a:xfrm>
+                      <a:off x="0" y="0"/>
+                      <a:ext cx="5762625" cy="2257425"/>
+                    </a:xfrm>
+                    <a:prstGeom prst="rect">
+                      <a:avLst/>
+                    </a:prstGeom>
+                  </pic:spPr>
+                </pic:pic>
+              </a:graphicData>
+            </a:graphic>
+          </wp:inline>
+        </w:drawing>
       </w:r>
     </w:p>
     <w:p>
@@ -333,25 +356,48 @@
     <w:p>
       <w:pPr>
         <w:keepNext/>
-        <w:pBdr>
-          <w:top w:val="dashed" w:color="999999" w:sz="6"/>
-          <w:left w:val="dashed" w:color="999999" w:sz="6"/>
-          <w:bottom w:val="dashed" w:color="999999" w:sz="6"/>
-          <w:right w:val="dashed" w:color="999999" w:sz="6"/>
-        </w:pBdr>
-        <w:spacing w:before="120" w:line="360"/>
+        <w:spacing w:before="120"/>
         <w:jc w:val="center"/>
       </w:pPr>
       <w:r>
-        <w:rPr>
-          <w:rFonts w:ascii="Times New Roman" w:cs="Times New Roman" w:eastAsia="Times New Roman" w:hAnsi="Times New Roman"/>
-          <w:i/>
-          <w:iCs/>
-          <w:sz w:val="24"/>
-          <w:szCs w:val="24"/>
-          <w:highlight w:val="yellow"/>
-        </w:rPr>
-        <w:t xml:space="preserve">[Здесь будет скриншот: окно «контрольные значения» при пошаговом выполнении]</w:t>
+        <w:drawing>
+          <wp:inline distT="0" distB="0" distL="0" distR="0">
+            <wp:extent cx="5762625" cy="4086225"/>
+            <wp:effectExtent t="0" r="0" b="0" l="0"/>
+            <wp:docPr id="2" name="" descr="" title=""/>
+            <wp:cNvGraphicFramePr>
+              <a:graphicFrameLocks xmlns:a="http://schemas.openxmlformats.org/drawingml/2006/main" noChangeAspect="1"/>
+            </wp:cNvGraphicFramePr>
+            <a:graphic xmlns:a="http://schemas.openxmlformats.org/drawingml/2006/main">
+              <a:graphicData uri="http://schemas.openxmlformats.org/drawingml/2006/picture">
+                <pic:pic xmlns:pic="http://schemas.openxmlformats.org/drawingml/2006/picture">
+                  <pic:nvPicPr>
+                    <pic:cNvPr id="0" name="" descr=""/>
+                    <pic:cNvPicPr>
+                      <a:picLocks noChangeAspect="1" noChangeArrowheads="1"/>
+                    </pic:cNvPicPr>
+                  </pic:nvPicPr>
+                  <pic:blipFill>
+                    <a:blip r:embed="rId9" cstate="none"/>
+                    <a:srcRect/>
+                    <a:stretch>
+                      <a:fillRect/>
+                    </a:stretch>
+                  </pic:blipFill>
+                  <pic:spPr bwMode="auto">
+                    <a:xfrm>
+                      <a:off x="0" y="0"/>
+                      <a:ext cx="5762625" cy="4086225"/>
+                    </a:xfrm>
+                    <a:prstGeom prst="rect">
+                      <a:avLst/>
+                    </a:prstGeom>
+                  </pic:spPr>
+                </pic:pic>
+              </a:graphicData>
+            </a:graphic>
+          </wp:inline>
+        </w:drawing>
       </w:r>
     </w:p>
     <w:p>
@@ -380,31 +426,54 @@
           <w:sz w:val="24"/>
           <w:szCs w:val="24"/>
         </w:rPr>
-        <w:t xml:space="preserve">5. Посмотрел значения переменных в окнах «Локальные» и «Видимые», а также наведя курсор мыши на переменную в коде (рис. 5).</w:t>
+        <w:t xml:space="preserve">5. Поставил точку останова на строку вызова Calculator.Factorial(n) и открыл окно «Локальные». В нём видны все переменные текущего метода: input, n, factorial, sum. Изменил значение переменной прямо во время отладки: заменил n = 5 на 25 (рис. 5).</w:t>
       </w:r>
     </w:p>
     <w:p>
       <w:pPr>
         <w:keepNext/>
-        <w:pBdr>
-          <w:top w:val="dashed" w:color="999999" w:sz="6"/>
-          <w:left w:val="dashed" w:color="999999" w:sz="6"/>
-          <w:bottom w:val="dashed" w:color="999999" w:sz="6"/>
-          <w:right w:val="dashed" w:color="999999" w:sz="6"/>
-        </w:pBdr>
-        <w:spacing w:before="120" w:line="360"/>
+        <w:spacing w:before="120"/>
         <w:jc w:val="center"/>
       </w:pPr>
       <w:r>
-        <w:rPr>
-          <w:rFonts w:ascii="Times New Roman" w:cs="Times New Roman" w:eastAsia="Times New Roman" w:hAnsi="Times New Roman"/>
-          <w:i/>
-          <w:iCs/>
-          <w:sz w:val="24"/>
-          <w:szCs w:val="24"/>
-          <w:highlight w:val="yellow"/>
-        </w:rPr>
-        <w:t xml:space="preserve">[Здесь будет скриншот: окно «локальные» во время отладки]</w:t>
+        <w:drawing>
+          <wp:inline distT="0" distB="0" distL="0" distR="0">
+            <wp:extent cx="5762625" cy="2962275"/>
+            <wp:effectExtent t="0" r="0" b="0" l="0"/>
+            <wp:docPr id="3" name="" descr="" title=""/>
+            <wp:cNvGraphicFramePr>
+              <a:graphicFrameLocks xmlns:a="http://schemas.openxmlformats.org/drawingml/2006/main" noChangeAspect="1"/>
+            </wp:cNvGraphicFramePr>
+            <a:graphic xmlns:a="http://schemas.openxmlformats.org/drawingml/2006/main">
+              <a:graphicData uri="http://schemas.openxmlformats.org/drawingml/2006/picture">
+                <pic:pic xmlns:pic="http://schemas.openxmlformats.org/drawingml/2006/picture">
+                  <pic:nvPicPr>
+                    <pic:cNvPr id="0" name="" descr=""/>
+                    <pic:cNvPicPr>
+                      <a:picLocks noChangeAspect="1" noChangeArrowheads="1"/>
+                    </pic:cNvPicPr>
+                  </pic:nvPicPr>
+                  <pic:blipFill>
+                    <a:blip r:embed="rId10" cstate="none"/>
+                    <a:srcRect/>
+                    <a:stretch>
+                      <a:fillRect/>
+                    </a:stretch>
+                  </pic:blipFill>
+                  <pic:spPr bwMode="auto">
+                    <a:xfrm>
+                      <a:off x="0" y="0"/>
+                      <a:ext cx="5762625" cy="2962275"/>
+                    </a:xfrm>
+                    <a:prstGeom prst="rect">
+                      <a:avLst/>
+                    </a:prstGeom>
+                  </pic:spPr>
+                </pic:pic>
+              </a:graphicData>
+            </a:graphic>
+          </wp:inline>
+        </w:drawing>
       </w:r>
     </w:p>
     <w:p>
@@ -418,7 +487,7 @@
           <w:sz w:val="24"/>
           <w:szCs w:val="24"/>
         </w:rPr>
-        <w:t xml:space="preserve">Рис. 5 – Окно «Локальные» во время отладки</w:t>
+        <w:t xml:space="preserve">Рис. 5 – Окно «Локальные»: значение n изменено на 25</w:t>
       </w:r>
     </w:p>
     <w:p>
@@ -433,31 +502,54 @@
           <w:sz w:val="24"/>
           <w:szCs w:val="24"/>
         </w:rPr>
-        <w:t xml:space="preserve">6. Изменил значение переменной прямо во время отладки: в окне «Локальные» заменил n на 25. При продолжении выполнения факториал не поместился в тип long, возникло исключение OverflowException, и программа вывела сообщение «результат слишком большой» (рис. 6).</w:t>
+        <w:t xml:space="preserve">6. Продолжил выполнение (F5). Факториал 25 не помещается в тип long, поэтому возникло исключение OverflowException. Оно перехвачено блоком catch, и программа вывела сообщение об ошибке вместо аварийного завершения (рис. 6).</w:t>
       </w:r>
     </w:p>
     <w:p>
       <w:pPr>
         <w:keepNext/>
-        <w:pBdr>
-          <w:top w:val="dashed" w:color="999999" w:sz="6"/>
-          <w:left w:val="dashed" w:color="999999" w:sz="6"/>
-          <w:bottom w:val="dashed" w:color="999999" w:sz="6"/>
-          <w:right w:val="dashed" w:color="999999" w:sz="6"/>
-        </w:pBdr>
-        <w:spacing w:before="120" w:line="360"/>
+        <w:spacing w:before="120"/>
         <w:jc w:val="center"/>
       </w:pPr>
       <w:r>
-        <w:rPr>
-          <w:rFonts w:ascii="Times New Roman" w:cs="Times New Roman" w:eastAsia="Times New Roman" w:hAnsi="Times New Roman"/>
-          <w:i/>
-          <w:iCs/>
-          <w:sz w:val="24"/>
-          <w:szCs w:val="24"/>
-          <w:highlight w:val="yellow"/>
-        </w:rPr>
-        <w:t xml:space="preserve">[Здесь будет скриншот: изменение значения переменной во время отладки]</w:t>
+        <w:drawing>
+          <wp:inline distT="0" distB="0" distL="0" distR="0">
+            <wp:extent cx="5762625" cy="1628775"/>
+            <wp:effectExtent t="0" r="0" b="0" l="0"/>
+            <wp:docPr id="4" name="" descr="" title=""/>
+            <wp:cNvGraphicFramePr>
+              <a:graphicFrameLocks xmlns:a="http://schemas.openxmlformats.org/drawingml/2006/main" noChangeAspect="1"/>
+            </wp:cNvGraphicFramePr>
+            <a:graphic xmlns:a="http://schemas.openxmlformats.org/drawingml/2006/main">
+              <a:graphicData uri="http://schemas.openxmlformats.org/drawingml/2006/picture">
+                <pic:pic xmlns:pic="http://schemas.openxmlformats.org/drawingml/2006/picture">
+                  <pic:nvPicPr>
+                    <pic:cNvPr id="0" name="" descr=""/>
+                    <pic:cNvPicPr>
+                      <a:picLocks noChangeAspect="1" noChangeArrowheads="1"/>
+                    </pic:cNvPicPr>
+                  </pic:nvPicPr>
+                  <pic:blipFill>
+                    <a:blip r:embed="rId11" cstate="none"/>
+                    <a:srcRect/>
+                    <a:stretch>
+                      <a:fillRect/>
+                    </a:stretch>
+                  </pic:blipFill>
+                  <pic:spPr bwMode="auto">
+                    <a:xfrm>
+                      <a:off x="0" y="0"/>
+                      <a:ext cx="5762625" cy="1628775"/>
+                    </a:xfrm>
+                    <a:prstGeom prst="rect">
+                      <a:avLst/>
+                    </a:prstGeom>
+                  </pic:spPr>
+                </pic:pic>
+              </a:graphicData>
+            </a:graphic>
+          </wp:inline>
+        </w:drawing>
       </w:r>
     </w:p>
     <w:p>
@@ -471,7 +563,7 @@
           <w:sz w:val="24"/>
           <w:szCs w:val="24"/>
         </w:rPr>
-        <w:t xml:space="preserve">Рис. 6 – Изменение значения переменной во время отладки</w:t>
+        <w:t xml:space="preserve">Рис. 6 – Перехват исключения OverflowException</w:t>
       </w:r>
     </w:p>
     <w:p>
@@ -492,25 +584,48 @@
     <w:p>
       <w:pPr>
         <w:keepNext/>
-        <w:pBdr>
-          <w:top w:val="dashed" w:color="999999" w:sz="6"/>
-          <w:left w:val="dashed" w:color="999999" w:sz="6"/>
-          <w:bottom w:val="dashed" w:color="999999" w:sz="6"/>
-          <w:right w:val="dashed" w:color="999999" w:sz="6"/>
-        </w:pBdr>
-        <w:spacing w:before="120" w:line="360"/>
+        <w:spacing w:before="120"/>
         <w:jc w:val="center"/>
       </w:pPr>
       <w:r>
-        <w:rPr>
-          <w:rFonts w:ascii="Times New Roman" w:cs="Times New Roman" w:eastAsia="Times New Roman" w:hAnsi="Times New Roman"/>
-          <w:i/>
-          <w:iCs/>
-          <w:sz w:val="24"/>
-          <w:szCs w:val="24"/>
-          <w:highlight w:val="yellow"/>
-        </w:rPr>
-        <w:t xml:space="preserve">[Здесь будет скриншот: условная точка останова]</w:t>
+        <w:drawing>
+          <wp:inline distT="0" distB="0" distL="0" distR="0">
+            <wp:extent cx="5762625" cy="3562350"/>
+            <wp:effectExtent t="0" r="0" b="0" l="0"/>
+            <wp:docPr id="5" name="" descr="" title=""/>
+            <wp:cNvGraphicFramePr>
+              <a:graphicFrameLocks xmlns:a="http://schemas.openxmlformats.org/drawingml/2006/main" noChangeAspect="1"/>
+            </wp:cNvGraphicFramePr>
+            <a:graphic xmlns:a="http://schemas.openxmlformats.org/drawingml/2006/main">
+              <a:graphicData uri="http://schemas.openxmlformats.org/drawingml/2006/picture">
+                <pic:pic xmlns:pic="http://schemas.openxmlformats.org/drawingml/2006/picture">
+                  <pic:nvPicPr>
+                    <pic:cNvPr id="0" name="" descr=""/>
+                    <pic:cNvPicPr>
+                      <a:picLocks noChangeAspect="1" noChangeArrowheads="1"/>
+                    </pic:cNvPicPr>
+                  </pic:nvPicPr>
+                  <pic:blipFill>
+                    <a:blip r:embed="rId12" cstate="none"/>
+                    <a:srcRect/>
+                    <a:stretch>
+                      <a:fillRect/>
+                    </a:stretch>
+                  </pic:blipFill>
+                  <pic:spPr bwMode="auto">
+                    <a:xfrm>
+                      <a:off x="0" y="0"/>
+                      <a:ext cx="5762625" cy="3562350"/>
+                    </a:xfrm>
+                    <a:prstGeom prst="rect">
+                      <a:avLst/>
+                    </a:prstGeom>
+                  </pic:spPr>
+                </pic:pic>
+              </a:graphicData>
+            </a:graphic>
+          </wp:inline>
+        </w:drawing>
       </w:r>
     </w:p>
     <w:p>
